--- a/spa/docx/35.content.docx
+++ b/spa/docx/35.content.docx
@@ -19,7 +19,7 @@
         <w:rPr>
           <w:lang w:val="es_ES" w:bidi="es_ES"/>
         </w:rPr>
-        <w:t>Resource: Notas de Estudio - Introducciones a los Libros (Tyndale)</w:t>
+        <w:t>Resource: Tyndale Open Study Notes</w:t>
       </w:r>
       <w:r>
         <w:rPr>
@@ -112,7 +112,7 @@
         <w:rPr>
           <w:lang w:val="es_ES" w:bidi="es_ES"/>
         </w:rPr>
-        <w:t>Notas de Estudio - Introducciones a los Libros (Tyndale)</w:t>
+        <w:t>Tyndale Open Study Notes</w:t>
       </w:r>
     </w:p>
     <w:p>

--- a/spa/docx/35.content.docx
+++ b/spa/docx/35.content.docx
@@ -19,7 +19,7 @@
         <w:rPr>
           <w:lang w:val="es_ES" w:bidi="es_ES"/>
         </w:rPr>
-        <w:t>Resource: Tyndale Open Study Notes</w:t>
+        <w:t>Resource: Aquifer Open Study Notes (Book Intros)</w:t>
       </w:r>
       <w:r>
         <w:rPr>
@@ -112,7 +112,7 @@
         <w:rPr>
           <w:lang w:val="es_ES" w:bidi="es_ES"/>
         </w:rPr>
-        <w:t>Tyndale Open Study Notes</w:t>
+        <w:t>Aquifer Open Study Notes (Book Intros)</w:t>
       </w:r>
     </w:p>
     <w:p>

--- a/spa/docx/35.content.docx
+++ b/spa/docx/35.content.docx
@@ -300,192 +300,126 @@
         </w:rPr>
         <w:t xml:space="preserve">Excepto por los últimos años del devoto rey Josías (640–609 a. C.), la violencia y la injusticia caracterizaron la sociedad de Judá desde el malvado reinado de Manasés (697–642 a. C.) hasta la caída de Jerusalén (586 a. C.). En muchos aspectos, Manasés fue el opuesto de su piadoso padre, Ezequías (ver </w:t>
       </w:r>
-      <w:hyperlink r:id="rId13">
-        <w:r>
-          <w:rPr>
-            <w:lang w:val="es_ES" w:bidi="es_ES"/>
-          </w:rPr>
-          <w:rPr>
-            <w:color w:val="0000EE"/>
-            <w:u w:val="single"/>
-          </w:rPr>
-          <w:t xml:space="preserve">2 Re 21:1–9, </w:t>
-        </w:r>
-      </w:hyperlink>
-      <w:hyperlink r:id="rId14">
-        <w:r>
-          <w:rPr>
-            <w:lang w:val="es_ES" w:bidi="es_ES"/>
-          </w:rPr>
-          <w:rPr>
-            <w:color w:val="0000EE"/>
-            <w:u w:val="single"/>
-          </w:rPr>
-          <w:t>2 Cro 33:2–9</w:t>
-        </w:r>
-      </w:hyperlink>
+      <w:r>
+        <w:rPr>
+          <w:lang w:val="es_ES" w:bidi="es_ES"/>
+        </w:rPr>
+        <w:t xml:space="preserve">2 Re 21:1–9, </w:t>
+      </w:r>
+      <w:r>
+        <w:rPr>
+          <w:lang w:val="es_ES" w:bidi="es_ES"/>
+        </w:rPr>
+        <w:t>2 Cro 33:2–9</w:t>
+      </w:r>
       <w:r>
         <w:rPr>
           <w:lang w:val="es_ES" w:bidi="es_ES"/>
         </w:rPr>
         <w:t>). Manasés promovió activamente los ritos paganos que los colonos pre-israelitas de Canaán habían practicado. Esta apostasía condenó a Judá. El posterior arrepentimiento de Manasés y sus intentos de deshacer sus males anteriores (</w:t>
       </w:r>
-      <w:hyperlink r:id="rId15">
-        <w:r>
-          <w:rPr>
-            <w:lang w:val="es_ES" w:bidi="es_ES"/>
-          </w:rPr>
-          <w:rPr>
-            <w:color w:val="0000EE"/>
-            <w:u w:val="single"/>
-          </w:rPr>
-          <w:t>2 Cro 33:15–19</w:t>
-        </w:r>
-      </w:hyperlink>
+      <w:r>
+        <w:rPr>
+          <w:lang w:val="es_ES" w:bidi="es_ES"/>
+        </w:rPr>
+        <w:t>2 Cro 33:15–19</w:t>
+      </w:r>
       <w:r>
         <w:rPr>
           <w:lang w:val="es_ES" w:bidi="es_ES"/>
         </w:rPr>
         <w:t>) no resultaron en un cambio duradero, y su hijo Amón reintrodujo las prácticas paganas (</w:t>
       </w:r>
-      <w:hyperlink r:id="rId16">
-        <w:r>
-          <w:rPr>
-            <w:lang w:val="es_ES" w:bidi="es_ES"/>
-          </w:rPr>
-          <w:rPr>
-            <w:color w:val="0000EE"/>
-            <w:u w:val="single"/>
-          </w:rPr>
-          <w:t>2 Re 21:21–22</w:t>
-        </w:r>
-      </w:hyperlink>
+      <w:r>
+        <w:rPr>
+          <w:lang w:val="es_ES" w:bidi="es_ES"/>
+        </w:rPr>
+        <w:t>2 Re 21:21–22</w:t>
+      </w:r>
       <w:r>
         <w:rPr>
           <w:lang w:val="es_ES" w:bidi="es_ES"/>
         </w:rPr>
         <w:t>). Los ministerios subsiguientes de profetas como Sofonías, Jeremías y Ezequiel, y los esfuerzos de reforma de Josías (</w:t>
       </w:r>
-      <w:hyperlink r:id="rId17">
-        <w:r>
-          <w:rPr>
-            <w:lang w:val="es_ES" w:bidi="es_ES"/>
-          </w:rPr>
-          <w:rPr>
-            <w:color w:val="0000EE"/>
-            <w:u w:val="single"/>
-          </w:rPr>
-          <w:t>2 Cro 34:1, 35:19</w:t>
-        </w:r>
-      </w:hyperlink>
+      <w:r>
+        <w:rPr>
+          <w:lang w:val="es_ES" w:bidi="es_ES"/>
+        </w:rPr>
+        <w:t>2 Cro 34:1, 35:19</w:t>
+      </w:r>
       <w:r>
         <w:rPr>
           <w:lang w:val="es_ES" w:bidi="es_ES"/>
         </w:rPr>
         <w:t>) tampoco produjeron un cambio duradero. Los reyes posteriores de Judá fueron todos condenados por su maldad (</w:t>
       </w:r>
-      <w:hyperlink r:id="rId18">
-        <w:r>
-          <w:rPr>
-            <w:lang w:val="es_ES" w:bidi="es_ES"/>
-          </w:rPr>
-          <w:rPr>
-            <w:color w:val="0000EE"/>
-            <w:u w:val="single"/>
-          </w:rPr>
-          <w:t>2 Re 23:32</w:t>
-        </w:r>
-      </w:hyperlink>
+      <w:r>
+        <w:rPr>
+          <w:lang w:val="es_ES" w:bidi="es_ES"/>
+        </w:rPr>
+        <w:t>2 Re 23:32</w:t>
+      </w:r>
       <w:r>
         <w:rPr>
           <w:lang w:val="es_ES" w:bidi="es_ES"/>
         </w:rPr>
         <w:t>,</w:t>
       </w:r>
-      <w:hyperlink r:id="rId19">
-        <w:r>
-          <w:rPr>
-            <w:lang w:val="es_ES" w:bidi="es_ES"/>
-          </w:rPr>
-          <w:rPr>
-            <w:color w:val="0000EE"/>
-            <w:u w:val="single"/>
-          </w:rPr>
-          <w:t>37;</w:t>
-        </w:r>
-      </w:hyperlink>
+      <w:r>
+        <w:rPr>
+          <w:lang w:val="es_ES" w:bidi="es_ES"/>
+        </w:rPr>
+        <w:t>37;</w:t>
+      </w:r>
       <w:r>
         <w:rPr>
           <w:lang w:val="es_ES" w:bidi="es_ES"/>
         </w:rPr>
         <w:t xml:space="preserve"> </w:t>
       </w:r>
-      <w:hyperlink r:id="rId20">
-        <w:r>
-          <w:rPr>
-            <w:lang w:val="es_ES" w:bidi="es_ES"/>
-          </w:rPr>
-          <w:rPr>
-            <w:color w:val="0000EE"/>
-            <w:u w:val="single"/>
-          </w:rPr>
-          <w:t>24:19,</w:t>
-        </w:r>
-      </w:hyperlink>
+      <w:r>
+        <w:rPr>
+          <w:lang w:val="es_ES" w:bidi="es_ES"/>
+        </w:rPr>
+        <w:t>24:19,</w:t>
+      </w:r>
       <w:r>
         <w:rPr>
           <w:lang w:val="es_ES" w:bidi="es_ES"/>
         </w:rPr>
         <w:t xml:space="preserve"> </w:t>
       </w:r>
-      <w:hyperlink r:id="rId21">
-        <w:r>
-          <w:rPr>
-            <w:lang w:val="es_ES" w:bidi="es_ES"/>
-          </w:rPr>
-          <w:rPr>
-            <w:color w:val="0000EE"/>
-            <w:u w:val="single"/>
-          </w:rPr>
-          <w:t>Jr 22,</w:t>
-        </w:r>
-      </w:hyperlink>
+      <w:r>
+        <w:rPr>
+          <w:lang w:val="es_ES" w:bidi="es_ES"/>
+        </w:rPr>
+        <w:t>Jr 22,</w:t>
+      </w:r>
       <w:r>
         <w:rPr>
           <w:lang w:val="es_ES" w:bidi="es_ES"/>
         </w:rPr>
         <w:t xml:space="preserve"> </w:t>
       </w:r>
-      <w:hyperlink r:id="rId22">
-        <w:r>
-          <w:rPr>
-            <w:lang w:val="es_ES" w:bidi="es_ES"/>
-          </w:rPr>
-          <w:rPr>
-            <w:color w:val="0000EE"/>
-            <w:u w:val="single"/>
-          </w:rPr>
-          <w:t>27:1–22;</w:t>
-        </w:r>
-      </w:hyperlink>
+      <w:r>
+        <w:rPr>
+          <w:lang w:val="es_ES" w:bidi="es_ES"/>
+        </w:rPr>
+        <w:t>27:1–22;</w:t>
+      </w:r>
       <w:r>
         <w:rPr>
           <w:lang w:val="es_ES" w:bidi="es_ES"/>
         </w:rPr>
         <w:t xml:space="preserve"> </w:t>
       </w:r>
-      <w:hyperlink r:id="rId23">
-        <w:r>
-          <w:rPr>
-            <w:lang w:val="es_ES" w:bidi="es_ES"/>
-          </w:rPr>
-          <w:rPr>
-            <w:color w:val="0000EE"/>
-            <w:u w:val="single"/>
-          </w:rPr>
-          <w:t>36:30–31</w:t>
-        </w:r>
-      </w:hyperlink>
+      <w:r>
+        <w:rPr>
+          <w:lang w:val="es_ES" w:bidi="es_ES"/>
+        </w:rPr>
+        <w:t>36:30–31</w:t>
+      </w:r>
       <w:r>
         <w:rPr>
           <w:lang w:val="es_ES" w:bidi="es_ES"/>
@@ -506,18 +440,12 @@
         </w:rPr>
         <w:t xml:space="preserve">Tanto externa como internamente, la nación de Judá se encontraba en un estado precario. Fue durante este último y trágico período de la historia de Judá como estado independiente que Habacuc vivió y sirvió como profeta (ver </w:t>
       </w:r>
-      <w:hyperlink r:id="rId24">
-        <w:r>
-          <w:rPr>
-            <w:lang w:val="es_ES" w:bidi="es_ES"/>
-          </w:rPr>
-          <w:rPr>
-            <w:color w:val="0000EE"/>
-            <w:u w:val="single"/>
-          </w:rPr>
-          <w:t>Ha 1:2–4</w:t>
-        </w:r>
-      </w:hyperlink>
+      <w:r>
+        <w:rPr>
+          <w:lang w:val="es_ES" w:bidi="es_ES"/>
+        </w:rPr>
+        <w:t>Ha 1:2–4</w:t>
+      </w:r>
       <w:r>
         <w:rPr>
           <w:lang w:val="es_ES" w:bidi="es_ES"/>
@@ -549,36 +477,24 @@
         </w:rPr>
         <w:t>La profecía de Habacuc es un diálogo entre Dios y el profeta. En los versículos iniciales, Habacuc observa la sociedad violenta en la que Judá se ha convertido. No puede entender por qué Dios parece ignorar el pecado de Judá. Habacuc siente que, a pesar de sus repetidos clamores, Dios simplemente no lo escucha (</w:t>
       </w:r>
-      <w:hyperlink r:id="rId24">
-        <w:r>
-          <w:rPr>
-            <w:lang w:val="es_ES" w:bidi="es_ES"/>
-          </w:rPr>
-          <w:rPr>
-            <w:color w:val="0000EE"/>
-            <w:u w:val="single"/>
-          </w:rPr>
-          <w:t>1:2–4</w:t>
-        </w:r>
-      </w:hyperlink>
+      <w:r>
+        <w:rPr>
+          <w:lang w:val="es_ES" w:bidi="es_ES"/>
+        </w:rPr>
+        <w:t>1:2–4</w:t>
+      </w:r>
       <w:r>
         <w:rPr>
           <w:lang w:val="es_ES" w:bidi="es_ES"/>
         </w:rPr>
         <w:t>). La primera respuesta de Dios es que está a punto de enfrentar la violencia de Judá trayendo a un pueblo aún más violento, los babilonios, para juzgarlos (</w:t>
       </w:r>
-      <w:hyperlink r:id="rId25">
-        <w:r>
-          <w:rPr>
-            <w:lang w:val="es_ES" w:bidi="es_ES"/>
-          </w:rPr>
-          <w:rPr>
-            <w:color w:val="0000EE"/>
-            <w:u w:val="single"/>
-          </w:rPr>
-          <w:t>1:5–11</w:t>
-        </w:r>
-      </w:hyperlink>
+      <w:r>
+        <w:rPr>
+          <w:lang w:val="es_ES" w:bidi="es_ES"/>
+        </w:rPr>
+        <w:t>1:5–11</w:t>
+      </w:r>
       <w:r>
         <w:rPr>
           <w:lang w:val="es_ES" w:bidi="es_ES"/>
@@ -599,54 +515,36 @@
         </w:rPr>
         <w:t>Esta respuesta desconcierta aún más a Habacuc (</w:t>
       </w:r>
-      <w:hyperlink r:id="rId26">
-        <w:r>
-          <w:rPr>
-            <w:lang w:val="es_ES" w:bidi="es_ES"/>
-          </w:rPr>
-          <w:rPr>
-            <w:color w:val="0000EE"/>
-            <w:u w:val="single"/>
-          </w:rPr>
-          <w:t>1:12–2:1</w:t>
-        </w:r>
-      </w:hyperlink>
+      <w:r>
+        <w:rPr>
+          <w:lang w:val="es_ES" w:bidi="es_ES"/>
+        </w:rPr>
+        <w:t>1:12–2:1</w:t>
+      </w:r>
       <w:r>
         <w:rPr>
           <w:lang w:val="es_ES" w:bidi="es_ES"/>
         </w:rPr>
         <w:t>). Judá ciertamente era malvado, pero ¿por qué Dios usaría a personas aún más malvadas para castigar a su propio pueblo? La respuesta de Dios a esta pregunta se centra en su justicia al castigar tanto a Judá como a los babilonios (</w:t>
       </w:r>
-      <w:hyperlink r:id="rId27">
-        <w:r>
-          <w:rPr>
-            <w:lang w:val="es_ES" w:bidi="es_ES"/>
-          </w:rPr>
-          <w:rPr>
-            <w:color w:val="0000EE"/>
-            <w:u w:val="single"/>
-          </w:rPr>
-          <w:t>2:2–5</w:t>
-        </w:r>
-      </w:hyperlink>
+      <w:r>
+        <w:rPr>
+          <w:lang w:val="es_ES" w:bidi="es_ES"/>
+        </w:rPr>
+        <w:t>2:2–5</w:t>
+      </w:r>
       <w:r>
         <w:rPr>
           <w:lang w:val="es_ES" w:bidi="es_ES"/>
         </w:rPr>
         <w:t>). Ambos fallaron en mantener los estándares de fe y moralidad de Dios, y ambos merecían el juicio divino. En una serie de cinco canciones de burla (</w:t>
       </w:r>
-      <w:hyperlink r:id="rId28">
-        <w:r>
-          <w:rPr>
-            <w:lang w:val="es_ES" w:bidi="es_ES"/>
-          </w:rPr>
-          <w:rPr>
-            <w:color w:val="0000EE"/>
-            <w:u w:val="single"/>
-          </w:rPr>
-          <w:t>2:6–20</w:t>
-        </w:r>
-      </w:hyperlink>
+      <w:r>
+        <w:rPr>
+          <w:lang w:val="es_ES" w:bidi="es_ES"/>
+        </w:rPr>
+        <w:t>2:6–20</w:t>
+      </w:r>
       <w:r>
         <w:rPr>
           <w:lang w:val="es_ES" w:bidi="es_ES"/>
@@ -667,54 +565,36 @@
         </w:rPr>
         <w:t>El capítulo final comienza con la oración de Habacuc por la misericordia de Dios hacia Judá, incluso mientras los castiga (</w:t>
       </w:r>
-      <w:hyperlink r:id="rId29">
-        <w:r>
-          <w:rPr>
-            <w:lang w:val="es_ES" w:bidi="es_ES"/>
-          </w:rPr>
-          <w:rPr>
-            <w:color w:val="0000EE"/>
-            <w:u w:val="single"/>
-          </w:rPr>
-          <w:t>3:1–2</w:t>
-        </w:r>
-      </w:hyperlink>
+      <w:r>
+        <w:rPr>
+          <w:lang w:val="es_ES" w:bidi="es_ES"/>
+        </w:rPr>
+        <w:t>3:1–2</w:t>
+      </w:r>
       <w:r>
         <w:rPr>
           <w:lang w:val="es_ES" w:bidi="es_ES"/>
         </w:rPr>
         <w:t>). Habacuc luego presenta un salmo de alabanza que refleja poéticamente el relato de la redención de su pueblo por parte de Dios durante el Éxodo (</w:t>
       </w:r>
-      <w:hyperlink r:id="rId30">
-        <w:r>
-          <w:rPr>
-            <w:lang w:val="es_ES" w:bidi="es_ES"/>
-          </w:rPr>
-          <w:rPr>
-            <w:color w:val="0000EE"/>
-            <w:u w:val="single"/>
-          </w:rPr>
-          <w:t>3:3–15</w:t>
-        </w:r>
-      </w:hyperlink>
+      <w:r>
+        <w:rPr>
+          <w:lang w:val="es_ES" w:bidi="es_ES"/>
+        </w:rPr>
+        <w:t>3:3–15</w:t>
+      </w:r>
       <w:r>
         <w:rPr>
           <w:lang w:val="es_ES" w:bidi="es_ES"/>
         </w:rPr>
         <w:t>). Habacuc concluye con una declaración de compromiso y una nota de alabanza (</w:t>
       </w:r>
-      <w:hyperlink r:id="rId31">
-        <w:r>
-          <w:rPr>
-            <w:lang w:val="es_ES" w:bidi="es_ES"/>
-          </w:rPr>
-          <w:rPr>
-            <w:color w:val="0000EE"/>
-            <w:u w:val="single"/>
-          </w:rPr>
-          <w:t>3:16–19</w:t>
-        </w:r>
-      </w:hyperlink>
+      <w:r>
+        <w:rPr>
+          <w:lang w:val="es_ES" w:bidi="es_ES"/>
+        </w:rPr>
+        <w:t>3:16–19</w:t>
+      </w:r>
       <w:r>
         <w:rPr>
           <w:lang w:val="es_ES" w:bidi="es_ES"/>
@@ -759,126 +639,84 @@
         </w:rPr>
         <w:t>, una historia incluida al final del libro de Daniel en la traducción griega del Antiguo Testamento, identifica a Habacuc como un levita. Si esto es correcto, podría ayudar a explicar las notaciones musicales en el tercer capítulo (</w:t>
       </w:r>
-      <w:hyperlink r:id="rId32">
-        <w:r>
-          <w:rPr>
-            <w:lang w:val="es_ES" w:bidi="es_ES"/>
-          </w:rPr>
-          <w:rPr>
-            <w:color w:val="0000EE"/>
-            <w:u w:val="single"/>
-          </w:rPr>
-          <w:t>3:1</w:t>
-        </w:r>
-      </w:hyperlink>
+      <w:r>
+        <w:rPr>
+          <w:lang w:val="es_ES" w:bidi="es_ES"/>
+        </w:rPr>
+        <w:t>3:1</w:t>
+      </w:r>
       <w:r>
         <w:rPr>
           <w:lang w:val="es_ES" w:bidi="es_ES"/>
         </w:rPr>
         <w:t>,</w:t>
       </w:r>
-      <w:hyperlink r:id="rId33">
-        <w:r>
-          <w:rPr>
-            <w:lang w:val="es_ES" w:bidi="es_ES"/>
-          </w:rPr>
-          <w:rPr>
-            <w:color w:val="0000EE"/>
-            <w:u w:val="single"/>
-          </w:rPr>
-          <w:t>3</w:t>
-        </w:r>
-      </w:hyperlink>
+      <w:r>
+        <w:rPr>
+          <w:lang w:val="es_ES" w:bidi="es_ES"/>
+        </w:rPr>
+        <w:t>3</w:t>
+      </w:r>
       <w:r>
         <w:rPr>
           <w:lang w:val="es_ES" w:bidi="es_ES"/>
         </w:rPr>
         <w:t>,</w:t>
       </w:r>
-      <w:hyperlink r:id="rId34">
-        <w:r>
-          <w:rPr>
-            <w:lang w:val="es_ES" w:bidi="es_ES"/>
-          </w:rPr>
-          <w:rPr>
-            <w:color w:val="0000EE"/>
-            <w:u w:val="single"/>
-          </w:rPr>
-          <w:t>9</w:t>
-        </w:r>
-      </w:hyperlink>
+      <w:r>
+        <w:rPr>
+          <w:lang w:val="es_ES" w:bidi="es_ES"/>
+        </w:rPr>
+        <w:t>9</w:t>
+      </w:r>
       <w:r>
         <w:rPr>
           <w:lang w:val="es_ES" w:bidi="es_ES"/>
         </w:rPr>
         <w:t>,</w:t>
       </w:r>
-      <w:hyperlink r:id="rId35">
-        <w:r>
-          <w:rPr>
-            <w:lang w:val="es_ES" w:bidi="es_ES"/>
-          </w:rPr>
-          <w:rPr>
-            <w:color w:val="0000EE"/>
-            <w:u w:val="single"/>
-          </w:rPr>
-          <w:t>13</w:t>
-        </w:r>
-      </w:hyperlink>
+      <w:r>
+        <w:rPr>
+          <w:lang w:val="es_ES" w:bidi="es_ES"/>
+        </w:rPr>
+        <w:t>13</w:t>
+      </w:r>
       <w:r>
         <w:rPr>
           <w:lang w:val="es_ES" w:bidi="es_ES"/>
         </w:rPr>
         <w:t>,</w:t>
       </w:r>
-      <w:hyperlink r:id="rId36">
-        <w:r>
-          <w:rPr>
-            <w:lang w:val="es_ES" w:bidi="es_ES"/>
-          </w:rPr>
-          <w:rPr>
-            <w:color w:val="0000EE"/>
-            <w:u w:val="single"/>
-          </w:rPr>
-          <w:t>19</w:t>
-        </w:r>
-      </w:hyperlink>
+      <w:r>
+        <w:rPr>
+          <w:lang w:val="es_ES" w:bidi="es_ES"/>
+        </w:rPr>
+        <w:t>19</w:t>
+      </w:r>
       <w:r>
         <w:rPr>
           <w:lang w:val="es_ES" w:bidi="es_ES"/>
         </w:rPr>
         <w:t xml:space="preserve">); ya que los líderes de la música del Templo eran levitas (ver </w:t>
       </w:r>
-      <w:hyperlink r:id="rId37">
-        <w:r>
-          <w:rPr>
-            <w:lang w:val="es_ES" w:bidi="es_ES"/>
-          </w:rPr>
-          <w:rPr>
-            <w:color w:val="0000EE"/>
-            <w:u w:val="single"/>
-          </w:rPr>
-          <w:t>1 Cro 6:31–47,</w:t>
-        </w:r>
-      </w:hyperlink>
+      <w:r>
+        <w:rPr>
+          <w:lang w:val="es_ES" w:bidi="es_ES"/>
+        </w:rPr>
+        <w:t>1 Cro 6:31–47,</w:t>
+      </w:r>
       <w:r>
         <w:rPr>
           <w:lang w:val="es_ES" w:bidi="es_ES"/>
         </w:rPr>
         <w:t xml:space="preserve"> </w:t>
       </w:r>
-      <w:hyperlink r:id="rId38">
-        <w:r>
-          <w:rPr>
-            <w:lang w:val="es_ES" w:bidi="es_ES"/>
-          </w:rPr>
-          <w:rPr>
-            <w:color w:val="0000EE"/>
-            <w:u w:val="single"/>
-          </w:rPr>
-          <w:t>25:1–31</w:t>
-        </w:r>
-      </w:hyperlink>
+      <w:r>
+        <w:rPr>
+          <w:lang w:val="es_ES" w:bidi="es_ES"/>
+        </w:rPr>
+        <w:t>25:1–31</w:t>
+      </w:r>
       <w:r>
         <w:rPr>
           <w:lang w:val="es_ES" w:bidi="es_ES"/>
@@ -910,54 +748,36 @@
         </w:rPr>
         <w:t>La fecha de la profecía de Habacuc es incierta. Las circunstancias mencionadas en el libro se ajustan mejor a un período tardío en la historia de Judá, pero antes del exilio de Judá a Babilonia; por lo tanto, la profecía probablemente se sitúa entre aproximadamente 645 a. C. (cerca del final del reinado de Manasés) y 605 a. C. (la primera invasión de Babilonia a Judá). La queja de Habacuc sobre la injusticia social (</w:t>
       </w:r>
-      <w:hyperlink r:id="rId24">
-        <w:r>
-          <w:rPr>
-            <w:lang w:val="es_ES" w:bidi="es_ES"/>
-          </w:rPr>
-          <w:rPr>
-            <w:color w:val="0000EE"/>
-            <w:u w:val="single"/>
-          </w:rPr>
-          <w:t>Ha 1:2–4</w:t>
-        </w:r>
-      </w:hyperlink>
+      <w:r>
+        <w:rPr>
+          <w:lang w:val="es_ES" w:bidi="es_ES"/>
+        </w:rPr>
+        <w:t>Ha 1:2–4</w:t>
+      </w:r>
       <w:r>
         <w:rPr>
           <w:lang w:val="es_ES" w:bidi="es_ES"/>
         </w:rPr>
         <w:t>) y su enfoque en el Imperio Neo-Babilónico (</w:t>
       </w:r>
-      <w:hyperlink r:id="rId25">
-        <w:r>
-          <w:rPr>
-            <w:lang w:val="es_ES" w:bidi="es_ES"/>
-          </w:rPr>
-          <w:rPr>
-            <w:color w:val="0000EE"/>
-            <w:u w:val="single"/>
-          </w:rPr>
-          <w:t>1:5–11,</w:t>
-        </w:r>
-      </w:hyperlink>
+      <w:r>
+        <w:rPr>
+          <w:lang w:val="es_ES" w:bidi="es_ES"/>
+        </w:rPr>
+        <w:t>1:5–11,</w:t>
+      </w:r>
       <w:r>
         <w:rPr>
           <w:lang w:val="es_ES" w:bidi="es_ES"/>
         </w:rPr>
         <w:t xml:space="preserve"> </w:t>
       </w:r>
-      <w:hyperlink r:id="rId28">
-        <w:r>
-          <w:rPr>
-            <w:lang w:val="es_ES" w:bidi="es_ES"/>
-          </w:rPr>
-          <w:rPr>
-            <w:color w:val="0000EE"/>
-            <w:u w:val="single"/>
-          </w:rPr>
-          <w:t>2:6–20</w:t>
-        </w:r>
-      </w:hyperlink>
+      <w:r>
+        <w:rPr>
+          <w:lang w:val="es_ES" w:bidi="es_ES"/>
+        </w:rPr>
+        <w:t>2:6–20</w:t>
+      </w:r>
       <w:r>
         <w:rPr>
           <w:lang w:val="es_ES" w:bidi="es_ES"/>
@@ -978,198 +798,132 @@
         </w:rPr>
         <w:t>En cuanto a una fecha más específica, se han propuesto tres posiciones generales. (1) Muchos sitúan el libro en la época del rey Joacim (609–598 a. C.), cuyo carácter malvado y acciones perversas (</w:t>
       </w:r>
-      <w:hyperlink r:id="rId39">
-        <w:r>
-          <w:rPr>
-            <w:lang w:val="es_ES" w:bidi="es_ES"/>
-          </w:rPr>
-          <w:rPr>
-            <w:color w:val="0000EE"/>
-            <w:u w:val="single"/>
-          </w:rPr>
-          <w:t>2 Re 24:1–3</w:t>
-        </w:r>
-      </w:hyperlink>
+      <w:r>
+        <w:rPr>
+          <w:lang w:val="es_ES" w:bidi="es_ES"/>
+        </w:rPr>
+        <w:t>2 Re 24:1–3</w:t>
+      </w:r>
       <w:r>
         <w:rPr>
           <w:lang w:val="es_ES" w:bidi="es_ES"/>
         </w:rPr>
         <w:t>) provocaron tanto profecías condenatorias (</w:t>
       </w:r>
-      <w:hyperlink r:id="rId40">
-        <w:r>
-          <w:rPr>
-            <w:lang w:val="es_ES" w:bidi="es_ES"/>
-          </w:rPr>
-          <w:rPr>
-            <w:color w:val="0000EE"/>
-            <w:u w:val="single"/>
-          </w:rPr>
-          <w:t>Jr 22:18–19;</w:t>
-        </w:r>
-      </w:hyperlink>
+      <w:r>
+        <w:rPr>
+          <w:lang w:val="es_ES" w:bidi="es_ES"/>
+        </w:rPr>
+        <w:t>Jr 22:18–19;</w:t>
+      </w:r>
       <w:r>
         <w:rPr>
           <w:lang w:val="es_ES" w:bidi="es_ES"/>
         </w:rPr>
         <w:t xml:space="preserve"> </w:t>
       </w:r>
-      <w:hyperlink r:id="rId41">
-        <w:r>
-          <w:rPr>
-            <w:lang w:val="es_ES" w:bidi="es_ES"/>
-          </w:rPr>
-          <w:rPr>
-            <w:color w:val="0000EE"/>
-            <w:u w:val="single"/>
-          </w:rPr>
-          <w:t>26:3–6;</w:t>
-        </w:r>
-      </w:hyperlink>
+      <w:r>
+        <w:rPr>
+          <w:lang w:val="es_ES" w:bidi="es_ES"/>
+        </w:rPr>
+        <w:t>26:3–6;</w:t>
+      </w:r>
       <w:r>
         <w:rPr>
           <w:lang w:val="es_ES" w:bidi="es_ES"/>
         </w:rPr>
         <w:t xml:space="preserve"> </w:t>
       </w:r>
-      <w:hyperlink r:id="rId42">
-        <w:r>
-          <w:rPr>
-            <w:lang w:val="es_ES" w:bidi="es_ES"/>
-          </w:rPr>
-          <w:rPr>
-            <w:color w:val="0000EE"/>
-            <w:u w:val="single"/>
-          </w:rPr>
-          <w:t>36:27–32</w:t>
-        </w:r>
-      </w:hyperlink>
+      <w:r>
+        <w:rPr>
+          <w:lang w:val="es_ES" w:bidi="es_ES"/>
+        </w:rPr>
+        <w:t>36:27–32</w:t>
+      </w:r>
       <w:r>
         <w:rPr>
           <w:lang w:val="es_ES" w:bidi="es_ES"/>
         </w:rPr>
         <w:t>) como la amenaza de invasión babilónica (</w:t>
       </w:r>
-      <w:hyperlink r:id="rId43">
-        <w:r>
-          <w:rPr>
-            <w:lang w:val="es_ES" w:bidi="es_ES"/>
-          </w:rPr>
-          <w:rPr>
-            <w:color w:val="0000EE"/>
-            <w:u w:val="single"/>
-          </w:rPr>
-          <w:t>Jr 25</w:t>
-        </w:r>
-      </w:hyperlink>
+      <w:r>
+        <w:rPr>
+          <w:lang w:val="es_ES" w:bidi="es_ES"/>
+        </w:rPr>
+        <w:t>Jr 25</w:t>
+      </w:r>
       <w:r>
         <w:rPr>
           <w:lang w:val="es_ES" w:bidi="es_ES"/>
         </w:rPr>
         <w:t>). (2) Otros argumentan a favor de los primeros días de Josías (640–609 a. C.), quien, antes del descubrimiento del Libro de la Ley en 622 a. C., enfrentó una apostasía desenfrenada (</w:t>
       </w:r>
-      <w:hyperlink r:id="rId44">
-        <w:r>
-          <w:rPr>
-            <w:lang w:val="es_ES" w:bidi="es_ES"/>
-          </w:rPr>
-          <w:rPr>
-            <w:color w:val="0000EE"/>
-            <w:u w:val="single"/>
-          </w:rPr>
-          <w:t>2 Cro 34:1–7</w:t>
-        </w:r>
-      </w:hyperlink>
+      <w:r>
+        <w:rPr>
+          <w:lang w:val="es_ES" w:bidi="es_ES"/>
+        </w:rPr>
+        <w:t>2 Cro 34:1–7</w:t>
+      </w:r>
       <w:r>
         <w:rPr>
           <w:lang w:val="es_ES" w:bidi="es_ES"/>
         </w:rPr>
         <w:t>). (3) Algunos defienden la visión judía tradicional de que Habacuc vivió durante el reinado independiente de Manasés (686–642 a. C.), cuya maldad (</w:t>
       </w:r>
-      <w:hyperlink r:id="rId45">
-        <w:r>
-          <w:rPr>
-            <w:lang w:val="es_ES" w:bidi="es_ES"/>
-          </w:rPr>
-          <w:rPr>
-            <w:color w:val="0000EE"/>
-            <w:u w:val="single"/>
-          </w:rPr>
-          <w:t>2 Re 21:16–17</w:t>
-        </w:r>
-      </w:hyperlink>
+      <w:r>
+        <w:rPr>
+          <w:lang w:val="es_ES" w:bidi="es_ES"/>
+        </w:rPr>
+        <w:t>2 Re 21:16–17</w:t>
+      </w:r>
       <w:r>
         <w:rPr>
           <w:lang w:val="es_ES" w:bidi="es_ES"/>
         </w:rPr>
         <w:t>) y la reinstauración del culto cananeo y ritos paganos (</w:t>
       </w:r>
-      <w:hyperlink r:id="rId46">
-        <w:r>
-          <w:rPr>
-            <w:lang w:val="es_ES" w:bidi="es_ES"/>
-          </w:rPr>
-          <w:rPr>
-            <w:color w:val="0000EE"/>
-            <w:u w:val="single"/>
-          </w:rPr>
-          <w:t>2 Re 21:1–11,</w:t>
-        </w:r>
-      </w:hyperlink>
+      <w:r>
+        <w:rPr>
+          <w:lang w:val="es_ES" w:bidi="es_ES"/>
+        </w:rPr>
+        <w:t>2 Re 21:1–11,</w:t>
+      </w:r>
       <w:r>
         <w:rPr>
           <w:lang w:val="es_ES" w:bidi="es_ES"/>
         </w:rPr>
         <w:t xml:space="preserve"> </w:t>
       </w:r>
-      <w:hyperlink r:id="rId47">
-        <w:r>
-          <w:rPr>
-            <w:lang w:val="es_ES" w:bidi="es_ES"/>
-          </w:rPr>
-          <w:rPr>
-            <w:color w:val="0000EE"/>
-            <w:u w:val="single"/>
-          </w:rPr>
-          <w:t>2 Cro 33:1–9</w:t>
-        </w:r>
-      </w:hyperlink>
+      <w:r>
+        <w:rPr>
+          <w:lang w:val="es_ES" w:bidi="es_ES"/>
+        </w:rPr>
+        <w:t>2 Cro 33:1–9</w:t>
+      </w:r>
       <w:r>
         <w:rPr>
           <w:lang w:val="es_ES" w:bidi="es_ES"/>
         </w:rPr>
         <w:t xml:space="preserve">, </w:t>
       </w:r>
-      <w:hyperlink r:id="rId48">
-        <w:r>
-          <w:rPr>
-            <w:lang w:val="es_ES" w:bidi="es_ES"/>
-          </w:rPr>
-          <w:rPr>
-            <w:color w:val="0000EE"/>
-            <w:u w:val="single"/>
-          </w:rPr>
-          <w:t>19–20</w:t>
-        </w:r>
-      </w:hyperlink>
+      <w:r>
+        <w:rPr>
+          <w:lang w:val="es_ES" w:bidi="es_ES"/>
+        </w:rPr>
+        <w:t>19–20</w:t>
+      </w:r>
       <w:r>
         <w:rPr>
           <w:lang w:val="es_ES" w:bidi="es_ES"/>
         </w:rPr>
         <w:t>) provocaron el pronunciamiento de Dios sobre la perdición de Judá (</w:t>
       </w:r>
-      <w:hyperlink r:id="rId49">
-        <w:r>
-          <w:rPr>
-            <w:lang w:val="es_ES" w:bidi="es_ES"/>
-          </w:rPr>
-          <w:rPr>
-            <w:color w:val="0000EE"/>
-            <w:u w:val="single"/>
-          </w:rPr>
-          <w:t>2 Re 21:12–15</w:t>
-        </w:r>
-      </w:hyperlink>
+      <w:r>
+        <w:rPr>
+          <w:lang w:val="es_ES" w:bidi="es_ES"/>
+        </w:rPr>
+        <w:t>2 Re 21:12–15</w:t>
+      </w:r>
       <w:r>
         <w:rPr>
           <w:lang w:val="es_ES" w:bidi="es_ES"/>
@@ -1215,36 +969,24 @@
         </w:rPr>
         <w:t>La profecía de Habacuc reafirma que Dios tiene el control de la historia y que sus acciones son siempre justas y correctas. Los creyentes deben estar dispuestos a aceptar las respuestas de Dios y encontrar satisfacción en su voluntad, incluso si parece completamente ajena a su propio entendimiento. Dios realmente ve y se preocupa profundamente por lo que sucede en la tierra. Aunque las personas puedan no percibirlo, la mano soberana de Dios está en acción, y él finalmente llevará los asuntos a una conclusión adecuada y justa (</w:t>
       </w:r>
-      <w:hyperlink r:id="rId50">
-        <w:r>
-          <w:rPr>
-            <w:lang w:val="es_ES" w:bidi="es_ES"/>
-          </w:rPr>
-          <w:rPr>
-            <w:color w:val="0000EE"/>
-            <w:u w:val="single"/>
-          </w:rPr>
-          <w:t>Ha 2:2–3</w:t>
-        </w:r>
-      </w:hyperlink>
+      <w:r>
+        <w:rPr>
+          <w:lang w:val="es_ES" w:bidi="es_ES"/>
+        </w:rPr>
+        <w:t>Ha 2:2–3</w:t>
+      </w:r>
       <w:r>
         <w:rPr>
           <w:lang w:val="es_ES" w:bidi="es_ES"/>
         </w:rPr>
         <w:t xml:space="preserve">, </w:t>
       </w:r>
-      <w:hyperlink r:id="rId51">
-        <w:r>
-          <w:rPr>
-            <w:lang w:val="es_ES" w:bidi="es_ES"/>
-          </w:rPr>
-          <w:rPr>
-            <w:color w:val="0000EE"/>
-            <w:u w:val="single"/>
-          </w:rPr>
-          <w:t>14</w:t>
-        </w:r>
-      </w:hyperlink>
+      <w:r>
+        <w:rPr>
+          <w:lang w:val="es_ES" w:bidi="es_ES"/>
+        </w:rPr>
+        <w:t>14</w:t>
+      </w:r>
       <w:r>
         <w:rPr>
           <w:lang w:val="es_ES" w:bidi="es_ES"/>
@@ -1265,18 +1007,12 @@
         </w:rPr>
         <w:t xml:space="preserve">Los babilonios adoraban el poder bruto que les traía prosperidad. Las acusaciones de Dios contra los babilonios recuerdan a los lectores que deben adorar únicamente a Dios (cp. </w:t>
       </w:r>
-      <w:hyperlink r:id="rId52">
-        <w:r>
-          <w:rPr>
-            <w:lang w:val="es_ES" w:bidi="es_ES"/>
-          </w:rPr>
-          <w:rPr>
-            <w:color w:val="0000EE"/>
-            <w:u w:val="single"/>
-          </w:rPr>
-          <w:t>1 Jn 5:21</w:t>
-        </w:r>
-      </w:hyperlink>
+      <w:r>
+        <w:rPr>
+          <w:lang w:val="es_ES" w:bidi="es_ES"/>
+        </w:rPr>
+        <w:t>1 Jn 5:21</w:t>
+      </w:r>
       <w:r>
         <w:rPr>
           <w:lang w:val="es_ES" w:bidi="es_ES"/>
@@ -1297,144 +1033,96 @@
         </w:rPr>
         <w:t>El mensaje de Dios a Habacuc también destaca que la vida santa de fe y fidelidad del creyente debe reflejar los estándares éticos de Dios (</w:t>
       </w:r>
-      <w:hyperlink r:id="rId53">
-        <w:r>
-          <w:rPr>
-            <w:lang w:val="es_ES" w:bidi="es_ES"/>
-          </w:rPr>
-          <w:rPr>
-            <w:color w:val="0000EE"/>
-            <w:u w:val="single"/>
-          </w:rPr>
-          <w:t>Ha 1:12,</w:t>
-        </w:r>
-      </w:hyperlink>
+      <w:r>
+        <w:rPr>
+          <w:lang w:val="es_ES" w:bidi="es_ES"/>
+        </w:rPr>
+        <w:t>Ha 1:12,</w:t>
+      </w:r>
       <w:r>
         <w:rPr>
           <w:lang w:val="es_ES" w:bidi="es_ES"/>
         </w:rPr>
         <w:t xml:space="preserve"> </w:t>
       </w:r>
-      <w:hyperlink r:id="rId54">
-        <w:r>
-          <w:rPr>
-            <w:lang w:val="es_ES" w:bidi="es_ES"/>
-          </w:rPr>
-          <w:rPr>
-            <w:color w:val="0000EE"/>
-            <w:u w:val="single"/>
-          </w:rPr>
-          <w:t>2:4</w:t>
-        </w:r>
-      </w:hyperlink>
+      <w:r>
+        <w:rPr>
+          <w:lang w:val="es_ES" w:bidi="es_ES"/>
+        </w:rPr>
+        <w:t>2:4</w:t>
+      </w:r>
       <w:r>
         <w:rPr>
           <w:lang w:val="es_ES" w:bidi="es_ES"/>
         </w:rPr>
         <w:t>). Aquellos que confían y sirven activamente a Dios podrán regocijarse en el Señor (</w:t>
       </w:r>
-      <w:hyperlink r:id="rId55">
-        <w:r>
-          <w:rPr>
-            <w:lang w:val="es_ES" w:bidi="es_ES"/>
-          </w:rPr>
-          <w:rPr>
-            <w:color w:val="0000EE"/>
-            <w:u w:val="single"/>
-          </w:rPr>
-          <w:t>3:18,</w:t>
-        </w:r>
-      </w:hyperlink>
+      <w:r>
+        <w:rPr>
+          <w:lang w:val="es_ES" w:bidi="es_ES"/>
+        </w:rPr>
+        <w:t>3:18,</w:t>
+      </w:r>
       <w:r>
         <w:rPr>
           <w:lang w:val="es_ES" w:bidi="es_ES"/>
         </w:rPr>
         <w:t xml:space="preserve"> </w:t>
       </w:r>
-      <w:hyperlink r:id="rId56">
-        <w:r>
-          <w:rPr>
-            <w:lang w:val="es_ES" w:bidi="es_ES"/>
-          </w:rPr>
-          <w:rPr>
-            <w:color w:val="0000EE"/>
-            <w:u w:val="single"/>
-          </w:rPr>
-          <w:t>Flm 4:4</w:t>
-        </w:r>
-      </w:hyperlink>
+      <w:r>
+        <w:rPr>
+          <w:lang w:val="es_ES" w:bidi="es_ES"/>
+        </w:rPr>
+        <w:t>Flm 4:4</w:t>
+      </w:r>
       <w:r>
         <w:rPr>
           <w:lang w:val="es_ES" w:bidi="es_ES"/>
         </w:rPr>
         <w:t>) y vivir triunfantes en cualquier circunstancia (</w:t>
       </w:r>
-      <w:hyperlink r:id="rId57">
-        <w:r>
-          <w:rPr>
-            <w:lang w:val="es_ES" w:bidi="es_ES"/>
-          </w:rPr>
-          <w:rPr>
-            <w:color w:val="0000EE"/>
-            <w:u w:val="single"/>
-          </w:rPr>
-          <w:t>Ha 2:20,</w:t>
-        </w:r>
-      </w:hyperlink>
+      <w:r>
+        <w:rPr>
+          <w:lang w:val="es_ES" w:bidi="es_ES"/>
+        </w:rPr>
+        <w:t>Ha 2:20,</w:t>
+      </w:r>
       <w:r>
         <w:rPr>
           <w:lang w:val="es_ES" w:bidi="es_ES"/>
         </w:rPr>
         <w:t xml:space="preserve"> </w:t>
       </w:r>
-      <w:hyperlink r:id="rId31">
-        <w:r>
-          <w:rPr>
-            <w:lang w:val="es_ES" w:bidi="es_ES"/>
-          </w:rPr>
-          <w:rPr>
-            <w:color w:val="0000EE"/>
-            <w:u w:val="single"/>
-          </w:rPr>
-          <w:t>3:16–19,</w:t>
-        </w:r>
-      </w:hyperlink>
+      <w:r>
+        <w:rPr>
+          <w:lang w:val="es_ES" w:bidi="es_ES"/>
+        </w:rPr>
+        <w:t>3:16–19,</w:t>
+      </w:r>
       <w:r>
         <w:rPr>
           <w:lang w:val="es_ES" w:bidi="es_ES"/>
         </w:rPr>
         <w:t xml:space="preserve"> véase también </w:t>
       </w:r>
-      <w:hyperlink r:id="rId58">
-        <w:r>
-          <w:rPr>
-            <w:lang w:val="es_ES" w:bidi="es_ES"/>
-          </w:rPr>
-          <w:rPr>
-            <w:color w:val="0000EE"/>
-            <w:u w:val="single"/>
-          </w:rPr>
-          <w:t>Ro 1:16–17, Ga 3:11,</w:t>
-        </w:r>
-      </w:hyperlink>
+      <w:r>
+        <w:rPr>
+          <w:lang w:val="es_ES" w:bidi="es_ES"/>
+        </w:rPr>
+        <w:t>Ro 1:16–17, Ga 3:11,</w:t>
+      </w:r>
       <w:r>
         <w:rPr>
           <w:lang w:val="es_ES" w:bidi="es_ES"/>
         </w:rPr>
         <w:t xml:space="preserve"> </w:t>
       </w:r>
-      <w:hyperlink r:id="rId59">
-        <w:r>
-          <w:rPr>
-            <w:lang w:val="es_ES" w:bidi="es_ES"/>
-          </w:rPr>
-          <w:rPr>
-            <w:color w:val="0000EE"/>
-            <w:u w:val="single"/>
-          </w:rPr>
-          <w:t>Hb 10:35–39</w:t>
-        </w:r>
-      </w:hyperlink>
+      <w:r>
+        <w:rPr>
+          <w:lang w:val="es_ES" w:bidi="es_ES"/>
+        </w:rPr>
+        <w:t>Hb 10:35–39</w:t>
+      </w:r>
       <w:r>
         <w:rPr>
           <w:lang w:val="es_ES" w:bidi="es_ES"/>
